--- a/frontend/public/samples/03-transporte-adulto-mayor/tutela-nuevo-horizonte.docx
+++ b/frontend/public/samples/03-transporte-adulto-mayor/tutela-nuevo-horizonte.docx
@@ -107,7 +107,7 @@
         <w:rPr>
           <w:b w:val="0"/>
         </w:rPr>
-        <w:t>DERECHOS INVOCADOS: salud, vida, vida digna, seguridad social, dignidad humana, protección especial al adulto mayor, acceso efectivo a servicios de salud</w:t>
+        <w:t>DERECHOS INVOCADOS: salud, vida digna, seguridad social, dignidad humana, mínimo vital</w:t>
       </w:r>
     </w:p>
     <w:p>
@@ -139,7 +139,7 @@
         <w:rPr>
           <w:b w:val="0"/>
         </w:rPr>
-        <w:t>, domiciliado(a) en Boyacá, actuando en nombre propio, respetuosamente presento ACCIÓN DE TUTELA contra Nuevo Horizonte, con fundamento en el artículo 86 de la Constitución Política y el Decreto 2591 de 1991, para que se protejan mis derechos fundamentales a salud, vida, vida digna, seguridad social, dignidad humana, protección especial al adulto mayor, acceso efectivo a servicios de salud, con base en los siguientes:</w:t>
+        <w:t>, domiciliado(a) en Boyacá, actuando en nombre propio, respetuosamente presento ACCIÓN DE TUTELA contra Nuevo Horizonte, con fundamento en el artículo 86 de la Constitución Política y el Decreto 2591 de 1991, para que se protejan mis derechos fundamentales a salud, vida digna, seguridad social, dignidad humana, mínimo vital, con base en los siguientes:</w:t>
       </w:r>
     </w:p>
     <w:p>
@@ -163,7 +163,7 @@
         <w:rPr>
           <w:b w:val="0"/>
         </w:rPr>
-        <w:t>1. En junio de 2026 se me diagnosticó cáncer de próstata.</w:t>
+        <w:t>1. Soy afiliado al régimen contributivo de la EPS Nuevo Horizonte.</w:t>
       </w:r>
     </w:p>
     <w:p>
@@ -175,7 +175,7 @@
         <w:rPr>
           <w:b w:val="0"/>
         </w:rPr>
-        <w:t>2. El 25 de agosto de 2026 la EPS Nuevo Horizonte respondió por escrito que el transporte y el acompañante no están cubiertos para mi tratamiento de radioterapia.</w:t>
+        <w:t>2. Tengo 76 años y he sido diagnosticado con cáncer de próstata, condición que requiere tratamiento oncológico activo.</w:t>
       </w:r>
     </w:p>
     <w:p>
@@ -187,7 +187,7 @@
         <w:rPr>
           <w:b w:val="0"/>
         </w:rPr>
-        <w:t>3. Tengo 76 años, camino con caminador, tengo visión deficiente y me siento mareado después de las sesiones de radioterapia, por lo que no puedo trasladarme solo.</w:t>
+        <w:t>3. Mi médico tratante me indicó someterme a sesiones de radioterapia, las cuales deben realizarse en un centro especializado ubicado fuera de mi municipio de residencia en Boyacá.</w:t>
       </w:r>
     </w:p>
     <w:p>
@@ -199,7 +199,43 @@
         <w:rPr>
           <w:b w:val="0"/>
         </w:rPr>
-        <w:t>4. Adjunto a esta acción la orden de radioterapia, la respuesta escrita de la EPS y mi historia clínica.</w:t>
+        <w:t>4. Para poder asistir a estas sesiones de radioterapia, requiero transporte desde mi domicilio hasta el centro de salud y un acompañante, debido a mi edad avanzada y las limitaciones físicas derivadas de mi condición oncológica.</w:t>
+      </w:r>
+    </w:p>
+    <w:p>
+      <w:pPr>
+        <w:ind w:left="340" w:hanging="340"/>
+        <w:jc w:val="both"/>
+      </w:pPr>
+      <w:r>
+        <w:rPr>
+          <w:b w:val="0"/>
+        </w:rPr>
+        <w:t>5. Solicité formalmente a la EPS Nuevo Horizonte la autorización y cobertura del servicio de transporte y acompañante necesario para acceder a mi tratamiento de radioterapia oncológica.</w:t>
+      </w:r>
+    </w:p>
+    <w:p>
+      <w:pPr>
+        <w:ind w:left="340" w:hanging="340"/>
+        <w:jc w:val="both"/>
+      </w:pPr>
+      <w:r>
+        <w:rPr>
+          <w:b w:val="0"/>
+        </w:rPr>
+        <w:t>6. La EPS Nuevo Horizonte respondió por escrito negando dicha solicitud, argumentando que no corresponde a su responsabilidad asumir estos servicios.</w:t>
+      </w:r>
+    </w:p>
+    <w:p>
+      <w:pPr>
+        <w:ind w:left="340" w:hanging="340"/>
+        <w:jc w:val="both"/>
+      </w:pPr>
+      <w:r>
+        <w:rPr>
+          <w:b w:val="0"/>
+        </w:rPr>
+        <w:t>7. Ante la negativa de la EPS, no he podido iniciar ni continuar mi tratamiento de radioterapia, poniendo en riesgo mi salud y la efectividad del proceso terapéutico prescrito.</w:t>
       </w:r>
     </w:p>
     <w:p>
@@ -235,7 +271,7 @@
         <w:rPr>
           <w:b w:val="0"/>
         </w:rPr>
-        <w:t>2. vida</w:t>
+        <w:t>2. vida digna</w:t>
       </w:r>
     </w:p>
     <w:p>
@@ -247,7 +283,7 @@
         <w:rPr>
           <w:b w:val="0"/>
         </w:rPr>
-        <w:t>3. vida digna</w:t>
+        <w:t>3. seguridad social</w:t>
       </w:r>
     </w:p>
     <w:p>
@@ -259,7 +295,7 @@
         <w:rPr>
           <w:b w:val="0"/>
         </w:rPr>
-        <w:t>4. seguridad social</w:t>
+        <w:t>4. dignidad humana</w:t>
       </w:r>
     </w:p>
     <w:p>
@@ -271,31 +307,7 @@
         <w:rPr>
           <w:b w:val="0"/>
         </w:rPr>
-        <w:t>5. dignidad humana</w:t>
-      </w:r>
-    </w:p>
-    <w:p>
-      <w:pPr>
-        <w:ind w:left="340" w:hanging="340"/>
-        <w:jc w:val="both"/>
-      </w:pPr>
-      <w:r>
-        <w:rPr>
-          <w:b w:val="0"/>
-        </w:rPr>
-        <w:t>6. protección especial al adulto mayor</w:t>
-      </w:r>
-    </w:p>
-    <w:p>
-      <w:pPr>
-        <w:ind w:left="340" w:hanging="340"/>
-        <w:jc w:val="both"/>
-      </w:pPr>
-      <w:r>
-        <w:rPr>
-          <w:b w:val="0"/>
-        </w:rPr>
-        <w:t>7. acceso efectivo a servicios de salud</w:t>
+        <w:t>5. mínimo vital</w:t>
       </w:r>
     </w:p>
     <w:p>
@@ -318,7 +330,7 @@
         <w:rPr>
           <w:b w:val="0"/>
         </w:rPr>
-        <w:t>Tengo derecho a la protección de mis derechos fundamentales a la salud, la vida, la vida digna, la seguridad social y la dignidad humana, reconocidos en los artículos 11, 48, 49 y 86 de la Constitución Política. Como adulto mayor de 76 años con diagnóstico de cáncer de próstata y limitaciones físicas y visuales, soy sujeto de especial protección constitucional, lo que implica que el Estado y la EPS deben garantizar mi acceso efectivo y oportuno a los servicios de salud, incluyendo el transporte y el acompañamiento necesario para mi tratamiento. La Ley Estatutaria de Salud 1751 de 2015 establece que el sistema de salud debe garantizar la prestación oportuna, adecuada y eficaz de los servicios, sin barreras administrativas o financieras. El Decreto 2591 de 1991 regula la acción de tutela como mecanismo para proteger derechos fundamentales cuando se vulneran y no existe otro medio más idóneo o eficaz. La EPS Nuevo Horizonte negó expresamente por escrito el 25 de agosto de 2026 el transporte y el acompañante para mi tratamiento de radioterapia, a pesar de que mi condición requiere apoyo para trasladarme debido a mi edad, movilidad reducida con caminador, visión deficiente y mareos post-sesión. Esta negativa vulnera mis derechos fundamentales, pues sin transporte y acompañante no puedo acceder al tratamiento necesario para mi enfermedad oncológica. La Corte Constitucional ha establecido en múltiples sentencias que las EPS deben cubrir el transporte y el acompañante cuando el paciente depende de un tercero para desplazarse y requiere atención continua, especialmente en adultos mayores con enfermedades catastróficas como el cáncer. En la Sentencia T-268 de 2023, la Corte reconoció que una EPS debe cubrir el transporte y el acompañante de pacientes adultos mayores con cáncer de próstata cuando su condición requiere tratamiento continuo y presenta limitaciones funcionales. En la Sentencia T-586 de 2023, la Corte estableció que la negativa de una EPS a cubrir transporte y acompañante para tratamiento médico, especialmente en adultos mayores con necesidades especiales, vulnera el derecho a la salud integral, oportuna y continua. En la Sentencia T-316 de 2024, la Corte definió que una EPS vulnera el derecho a la salud cuando niega el transporte y estancia de acompañante a un paciente que debe salir del municipio para acceder a un servicio incluido en el PBS, depende de un tercero para desplazarse y requiere atención permanente para su integridad física. En la Sentencia T-239 de 2015, la Corte estableció prioridad constitucional para adultos mayores con enfermedades catastróficas como el cáncer, imponiendo al Estado el deber de garantizar el acceso a tratamientos, incluyendo transporte y acompañamiento necesario. Estas decisiones confirman que la negativa de la EPS Nuevo Horizonte es ilegal y vulnera mis derechos fundamentales, por lo que procede la acción de tutela.</w:t>
+        <w:t>Tengo derecho a la protección de mi salud, vida digna, seguridad social, dignidad humana y mínimo vital, consagrados en los artículos 11, 48, 49 y 86 de la Constitución Política de Colombia. La EPS Nuevo Horizonte vulneró estos derechos al negar el transporte y acompañante necesarios para mi tratamiento oncológico, pese a ser indispensable para garantizar mi acceso a la salud. Según el Decreto 2591 de 1991, procede la acción de tutela cuando se vulneran derechos fundamentales y no existe otro medio idóneo para su protección. Además, la Ley Estatutaria de Salud 1751 de 2015 establece que el sistema debe garantizar el acceso oportuno a los servicios de salud, incluyendo aquellos requeridos para tratamientos complejos como el oncológico. La Sentencia T-261 de 2017 establece que la EPS debe asumir el transporte cuando el procedimiento es indispensable para garantizar los derechos a la salud y la integridad, y su omisión pone en riesgo la vida o el estado de salud del paciente. La Sentencia T-487 de 2025 aborda específicamente la vulneración del derecho a la salud por falta de autorización de transporte y acompañamiento para tratamiento oncológico, confirmando que dicha negativa constituye una vulneración fundamental. La Sentencia T-011 de 2025 resalta que la edad avanzada y las dificultades de movilidad justifican la necesidad de cuidadores y trasladados médicos, lo cual coincide con mi situación como adulto mayor de 76 años con movilidad reducida. Finalmente, la Sentencia T-348 de 2025 reconoce expresamente la necesidad de financiar el transporte intermunicipal para tratamiento oncológico por cáncer de próstata, vinculándolo directamente al servicio solicitado y a la Ley de PBS, ordenando su financiación y suministro tantas veces como sea necesario.</w:t>
       </w:r>
     </w:p>
     <w:p>
@@ -353,7 +365,7 @@
         <w:rPr>
           <w:b w:val="0"/>
         </w:rPr>
-        <w:t>1. Que se ordene a la EPS Nuevo Horizonte autorizar y cubrir de manera inmediata el servicio de transporte intermunicipal necesario para mi traslado desde mi lugar de residencia en Boyacá hasta el centro donde recibo radioterapia, incluyendo el acompañante necesario por mi condición de adulto mayor con movilidad reducida, visión deficiente y mareos post-tratamiento.</w:t>
+        <w:t>1. Que se ordene a la EPS Nuevo Horizonte autorizar, financiar y proporcionar de manera inmediata el servicio de transporte (ida y vuelta) y acompañante necesario para que yo pueda asistir a todas las sesiones de radioterapia oncológica prescritas por mi médico tratante.</w:t>
       </w:r>
     </w:p>
     <w:p>
@@ -365,7 +377,7 @@
         <w:rPr>
           <w:b w:val="0"/>
         </w:rPr>
-        <w:t>2. Que se garantice el transporte y el acompañante de forma continua durante todo el curso de mi tratamiento de radioterapia, sin interrupciones ni requisitos adicionales.</w:t>
+        <w:t>2. Que dicho servicio sea garantizado durante todo el duración del tratamiento, sin interrupciones ni requisitos adicionales que dificulten su acceso.</w:t>
       </w:r>
     </w:p>
     <w:p>
@@ -377,7 +389,7 @@
         <w:rPr>
           <w:b w:val="0"/>
         </w:rPr>
-        <w:t>3. Que se le indique a la EPS Nuevo Horizonte que, en caso de requerir ajustes logísticos, debe gestionarlos directamente sin que ello represente una barrera para mi acceso al tratamiento.</w:t>
+        <w:t>3. Que se le indique a la EPS que cubra todos los costos asociados al transporte intermunicipal desde mi residencia en Boyacá hasta el centro de salud donde se brinde el servicio de radioterapia, incluyendo peajes, combustible y tiempo del acompañante.</w:t>
       </w:r>
     </w:p>
     <w:p>
@@ -389,7 +401,19 @@
         <w:rPr>
           <w:b w:val="0"/>
         </w:rPr>
-        <w:t>4. Que se respeten los términos máximos establecidos por la ley para la resolución de la tutela, asegurando que la orden se cumpla dentro de las 48 horas siguientes a su notificación.</w:t>
+        <w:t>4. Que se ordene la entrega efectiva del servicio dentro de las siguientes 48 horas hábiles contadas desde la notificación de esta tutela, bajo apercibimiento de sanciones por desacato.</w:t>
+      </w:r>
+    </w:p>
+    <w:p>
+      <w:pPr>
+        <w:ind w:left="340" w:hanging="340"/>
+        <w:jc w:val="both"/>
+      </w:pPr>
+      <w:r>
+        <w:rPr>
+          <w:b w:val="0"/>
+        </w:rPr>
+        <w:t>5. Que, mientras se garantiza el transporte y acompañante, se ordene a la EPS facilitar cualquier gestión administrativa necesaria para que el tratamiento oncológico no sufra demoras ni interrupciones.</w:t>
       </w:r>
     </w:p>
     <w:p>
@@ -402,42 +426,6 @@
           <w:b/>
         </w:rPr>
         <w:t>V. PRUEBAS Y ANEXOS</w:t>
-      </w:r>
-    </w:p>
-    <w:p>
-      <w:pPr>
-        <w:ind w:left="340" w:hanging="340"/>
-        <w:jc w:val="both"/>
-      </w:pPr>
-      <w:r>
-        <w:rPr>
-          <w:b w:val="0"/>
-        </w:rPr>
-        <w:t>1. Orden de radioterapia emitida por mi médico tratante.</w:t>
-      </w:r>
-    </w:p>
-    <w:p>
-      <w:pPr>
-        <w:ind w:left="340" w:hanging="340"/>
-        <w:jc w:val="both"/>
-      </w:pPr>
-      <w:r>
-        <w:rPr>
-          <w:b w:val="0"/>
-        </w:rPr>
-        <w:t>2. Respuesta escrita de la EPS Nuevo Horizonte fechada el 25 de agosto de 2026, en la que niega el transporte y el acompañante.</w:t>
-      </w:r>
-    </w:p>
-    <w:p>
-      <w:pPr>
-        <w:ind w:left="340" w:hanging="340"/>
-        <w:jc w:val="both"/>
-      </w:pPr>
-      <w:r>
-        <w:rPr>
-          <w:b w:val="0"/>
-        </w:rPr>
-        <w:t>3. Historia clínica que respalda mi diagnóstico de cáncer de próstata, mi edad, mi dependencia de caminador, mi visión deficiente y los mareos posteriores a las sesiones de radioterapia.</w:t>
       </w:r>
     </w:p>
     <w:p>
@@ -460,7 +448,7 @@
         <w:rPr>
           <w:b w:val="0"/>
         </w:rPr>
-        <w:t>Declaro bajo solemnidad de juramento que no he presentado previamente otra acción de tutela por los mismos hechos y con el mismo objeto de proteger mis derechos a la salud, la vida y la dignidad humana relacionados con el acceso al transporte y acompañante para mi tratamiento de radioterapia.</w:t>
+        <w:t>Declaro bajo solemnidad de juramento que no he presentado previamente otra acción de tutela por los mismos hechos y con el mismo objeto de proteger mis derechos a la salud, vida digna, seguridad social, dignidad humana y mínimo vital vulnerados por la negativa de la EPS Nuevo Horizonte de autorizar el transporte y acompañante para mi tratamiento oncológico.</w:t>
       </w:r>
     </w:p>
     <w:p>
